--- a/example_articles/states/New Jersey/4.states_New Jersey_Other_publisher.docx
+++ b/example_articles/states/New Jersey/4.states_New Jersey_Other_publisher.docx
@@ -27,17 +27,17 @@
     </w:p>
     <w:p>
       <w:r>
-        <w:t>Source File: Other publishers/Files (500) (22).DOCX</w:t>
+        <w:t>Source file: Other publishers/Files (500) (22).DOCX</w:t>
       </w:r>
     </w:p>
     <w:p>
       <w:r>
-        <w:t>Raw locations result: ['New Jersey']</w:t>
+        <w:t>Raw locations result, 'locations': ['New Jersey']</w:t>
       </w:r>
     </w:p>
     <w:p>
       <w:r>
-        <w:t>states_stand_flat (Standardized): New Jersey</w:t>
+        <w:t>Standardized locations result, 'states_stand_flat': New Jersey</w:t>
       </w:r>
     </w:p>
     <w:p>

--- a/example_articles/states/New Jersey/4.states_New Jersey_Other_publisher.docx
+++ b/example_articles/states/New Jersey/4.states_New Jersey_Other_publisher.docx
@@ -7,7 +7,7 @@
         <w:pStyle w:val="Heading1"/>
       </w:pPr>
       <w:r>
-        <w:t>'U' prof Brooks sees 3 sets of problems in race relations</w:t>
+        <w:t>New Jersey: Democrats may pay for tax increase</w:t>
       </w:r>
     </w:p>
     <w:p>
@@ -17,17 +17,17 @@
     </w:p>
     <w:p>
       <w:r>
-        <w:t>Date: 1991-10-13</w:t>
+        <w:t>Date: 1991-11-01</w:t>
       </w:r>
     </w:p>
     <w:p>
       <w:r>
-        <w:t>Section: Entertainment; Books; Pg. 13F</w:t>
+        <w:t>Section: NEWS; Pg. 7A</w:t>
       </w:r>
     </w:p>
     <w:p>
       <w:r>
-        <w:t>Source file: Other publishers/Files (500) (22).DOCX</w:t>
+        <w:t>Source file: Other publishers/Files (500) (24).DOCX</w:t>
       </w:r>
     </w:p>
     <w:p>
@@ -49,41 +49,55 @@
     </w:p>
     <w:p>
       <w:r>
-        <w:t>Rethinking</w:t>
+        <w:t>Voters here are angry. Angry about tax hikes and budget cuts, and most of all angry at Democratic Gov. Jim Florio.</w:t>
         <w:br/>
-        <w:t>the American Race Problem</w:t>
+        <w:t>No one knows that better than Democratic state Sen. Paul Contillo even though he voted in the minority against Florio's plan to raise sales and income taxes to deal with a $ 1.3 billion deficit.</w:t>
         <w:br/>
-        <w:t>By Roy L. Brooks</w:t>
+        <w:t>Florio is in office through 1993, so voter wrath may fall on Contillo and other Democrats Tuesday.</w:t>
         <w:br/>
-        <w:t>University of California Press</w:t>
+        <w:t>It could give Republicans control of both houses of the state Legislature for the first time in 20 years.</w:t>
         <w:br/>
-        <w:t>256 pages, $ 24.95</w:t>
+        <w:t>''I don't even know their names or who they are, but I am voting Republican down the line,'' says Diane DeRienzo, a teacher from Garfield, who usually votes Democratic.</w:t>
         <w:br/>
-        <w:t xml:space="preserve"> The recent debates surrounding the confirmation of Judge Clarence Thomas to the U.S. Supreme Court once again have focused attention on the contentious issue of affirmative action, and by extension, the intractable problem of race relations.</w:t>
+        <w:t>''There's a very negative anti-incumbent feeling,'' says former Republican governor Tom Kean.</w:t>
         <w:br/>
-        <w:t xml:space="preserve"> As former head of the Reagan administration's Equal Employment Opportunity Commission and a U.S. Court of Appeals judge, Thomas, an African-American, has challenged the views of the civil-rights establishment and has taken a conservative approach toward dealing with racism in employment, housing and education.</w:t>
+        <w:t>Florio blames President Bush and fired an early salvo this week in what could become a theme in next year's presidential race.</w:t>
         <w:br/>
-        <w:t xml:space="preserve"> With all the reappraisals of racial issues going on both in the black community and in American society as a whole, it's a good time to read "Rethinking the American Race Problem," by Roy L. Brooks, a University of Minnesota law professor.</w:t>
+        <w:t>''If (people) think about it, they know that the Reagan-Bush economic policies of the last decade are the direct cause of the current national Republican recession,'' Florio said.</w:t>
         <w:br/>
-        <w:t>Brooks falls somewhere in between Thomas and the established line and he offers an independent perspective. He argues for strengthened legal remedies and reformed government programs to counter racism. He stresses voluntary self-help programs in which the black middle class helps the black underclass.</w:t>
+        <w:t>And that is ''forcing governors and legislatures across this nation to cut needed services and increase state and local taxes,'' he said.</w:t>
         <w:br/>
-        <w:t xml:space="preserve"> Brooks essentially sees three different race problems for three classes of black Americans: the middle class, the working class, and the impoverished class or underclass. Disparities between blacks and whites must be measured within each class. For example, opportunities for a middle-class black must be compared with those for a middle-class white.</w:t>
+        <w:t>That's a message that may be heard elsewhere - 31 other states were forced to raise taxes this year because of similar fiscal woes.</w:t>
         <w:br/>
-        <w:t xml:space="preserve"> For the black middle class, the government's prevailing civil-rights policy of formal equal opportunity has not succeeded largely because it does not go far enough - it does not give preference to the needs of blacks and overcompensate for historical inequities, according to Brooks.</w:t>
+        <w:t>''This is indeed a message we're going to hear more of in the coming months,'' says Democratic consultant Ann Lewis. ''The federal government in the last 10 years has walked away from local government and we are now watching the cost of it.''</w:t>
         <w:br/>
-        <w:t xml:space="preserve"> On the other hand, that civil-rights policy has completely backfired on the black underclass by effectively draining the inner cities of middle-class blacks who offered leadership and provided role models in the segregated past, Brooks says. Those middle-class blacks are now integrating into the suburbs and leaving behind problems that are compounded by their absence.</w:t>
+        <w:t>But in New Jersey, voters may be more likely to blame their governor than the president.</w:t>
         <w:br/>
-        <w:t xml:space="preserve"> Brooks spends about a third of the book offering solutions, some specific and some vague. He gives precise instructions on how to fine-tune existing civil-rights laws and the standards for prosecuting affirmative-action cases. For example, he advocates shifting the burden of proof in discrimination cases from the plaintiff to the defendant.</w:t>
+        <w:t>State Democrats now have a 43-37 edge in the Assembly and 23-17 in the Senate. All 120 seats are on the ballot. And Contillo is facing one of the toughest fights in the state.</w:t>
         <w:br/>
-        <w:t xml:space="preserve"> To address the overwhelming problems faced by the black underclass, he advocates a massive federal employment-opportunities program and a voluntary self-help program. Middle-class blacks should adopt a family or a teen and help them through the difficult transition into a productive and comfortable life in a racist society.</w:t>
+        <w:t>''It's incredible to me that I'm in such a dogfight,'' says Contillo, whose district, 20 miles west of New York City, includes wealthy commuter suburbs and working-class towns. ''I have spent eight years doing everything right.''</w:t>
         <w:br/>
-        <w:t xml:space="preserve"> The book, published by the University of California Press, suffers from an academic style that may put off general readers and, perhaps, students as well. The main themes are constantly repeated and each chapter, subchapter and even smaller passages are heavy-handedly mapped out with topic sentences. Most statements are somehow qualified by an academic overconcern with precision that comes across as indecision.</w:t>
+        <w:t>His GOP opponent, Louis Kosco, an auto dealer who also runs Bergen County's vehicle fleet, is linking Contillo with Florio and his tax hikes, including raising the sales tax from 6% to 7%. In exchange, many property tax bills were cut, but that seems lost on many voters.</w:t>
         <w:br/>
-        <w:t xml:space="preserve"> At times the book can become very technical with subtle analysis of case law and legal proceedings. There are almost 50 pages of footnotes in its 256 pages.</w:t>
+        <w:t>Kosco's campaign brochures picture Contillo and Florio smiling together and calls them ''good buddies'' who put ''the squeeze on our wallets.''</w:t>
         <w:br/>
-        <w:t xml:space="preserve"> Nevertheless, the book is a welcome addition to the debate about how to reform a civil-rights policy that has not worked. We need more fresh looks at how to solve the American race problem, a problem that just won't go away.</w:t>
+        <w:t>In a counterattack, Contillo's brochures accuse Kosco of ''lying again'' and say the Florio photo was taken when the governor was signing Contillo's political ethics bill. His ads boast: ''Contillo was the Democrat with the guts to vote against Florio's tax increase.''</w:t>
         <w:br/>
-        <w:t xml:space="preserve"> Peter Leyden covers urban issues for the Star Tribune.</w:t>
+        <w:t>But Kosco, a former assemblyman, says, ''People realize that Florio is only one person. He cannot raise taxes by himself. He cannot screw up the economy alone.''</w:t>
+        <w:br/>
+        <w:t>Democratic analyst James McQueeny says: ''The Republicans have been extraordinarily successful in their anti-Florio attacks. But it has not translated across-the-board to the legislative candidates.''</w:t>
+        <w:br/>
+        <w:t>GOP state chairman Bob Franks disagrees and says, ''Tuesday is the first opportunity New Jerseyans will have to assign a grade to Jim Florio's performance.''</w:t>
+        <w:br/>
+        <w:t>And as he hands out packages of spaghetti as he campaigns, Contillo tells people that he may be a Democrat, but he's no Jim Florio clone.</w:t>
+        <w:br/>
+        <w:t>''The big problem is Jim Florio,'' he says, as he urges voters: ''Take care of me.''</w:t>
+        <w:br/>
+        <w:br/>
+        <w:t>Notes</w:t>
+        <w:br/>
+        <w:br/>
+        <w:t>POLITICS '91; UPHILL RACE FOR INCUMBENTS; Tuesday's state and local elections - a warm-up for national campaigns in 1992 - are putting incumbents on the defensive. From San Francisco to New Jersey, voters may express their frustrations.</w:t>
         <w:br/>
         <w:br/>
         <w:t>Graphic</w:t>
@@ -91,7 +105,11 @@
         <w:br/>
         <w:t xml:space="preserve"> </w:t>
         <w:br/>
-        <w:t>Photograph</w:t>
+        <w:t>PHOTOS; b/w, Bill Clare (2)</w:t>
+        <w:br/>
+        <w:t xml:space="preserve"> </w:t>
+        <w:br/>
+        <w:t>CUTLINE: KOSCO: Says opponent Paul Contillo and Gov. Jim Florio, who has raised taxes, are 'good buddies' who put 'the squeeze on our wallets.' CUTLINE: CONTILLO: 'I have spent eight years doing everything right.'</w:t>
       </w:r>
     </w:p>
     <w:sectPr>

--- a/example_articles/states/New Jersey/4.states_New Jersey_Other_publisher.docx
+++ b/example_articles/states/New Jersey/4.states_New Jersey_Other_publisher.docx
@@ -7,7 +7,7 @@
         <w:pStyle w:val="Heading1"/>
       </w:pPr>
       <w:r>
-        <w:t>New Jersey: Democrats may pay for tax increase</w:t>
+        <w:t>NJ Transit would cut planned fare hike to 10% on buses</w:t>
       </w:r>
     </w:p>
     <w:p>
@@ -17,17 +17,17 @@
     </w:p>
     <w:p>
       <w:r>
-        <w:t>Date: 1991-11-01</w:t>
+        <w:t>Date: 2010-04-13</w:t>
       </w:r>
     </w:p>
     <w:p>
       <w:r>
-        <w:t>Section: NEWS; Pg. 7A</w:t>
+        <w:t>Section: SOUTH JERSEY; P-com News Local; Pg. B01</w:t>
       </w:r>
     </w:p>
     <w:p>
       <w:r>
-        <w:t>Source file: Other publishers/Files (500) (24).DOCX</w:t>
+        <w:t>Source file: Other publishers/Files (500) (14).DOCX</w:t>
       </w:r>
     </w:p>
     <w:p>
@@ -49,67 +49,47 @@
     </w:p>
     <w:p>
       <w:r>
-        <w:t>Voters here are angry. Angry about tax hikes and budget cuts, and most of all angry at Democratic Gov. Jim Florio.</w:t>
+        <w:t>NJ Transit bus riders could get a smaller-than-expected fare hike on May 1 under a proposal to be considered by the agency on Wednesday.</w:t>
         <w:br/>
-        <w:t>No one knows that better than Democratic state Sen. Paul Contillo even though he voted in the minority against Florio's plan to raise sales and income taxes to deal with a $ 1.3 billion deficit.</w:t>
+        <w:t>The plan would increase fares by 10 percent instead of the 25 percent proposed last month, officials said.</w:t>
         <w:br/>
-        <w:t>Florio is in office through 1993, so voter wrath may fall on Contillo and other Democrats Tuesday.</w:t>
+        <w:t>It also would restore $4 million for bus service and would preserve some routes that were to be eliminated.</w:t>
         <w:br/>
-        <w:t>It could give Republicans control of both houses of the state Legislature for the first time in 20 years.</w:t>
+        <w:t>Train riders would receive no relief from the 25 percent fare hike proposed in March.</w:t>
         <w:br/>
-        <w:t>''I don't even know their names or who they are, but I am voting Republican down the line,'' says Diane DeRienzo, a teacher from Garfield, who usually votes Democratic.</w:t>
+        <w:t>NJ Transit Executive Director James Weinstein is scheduled to present the revised plan to the agency's board of directors at the regularly scheduled board meeting Wednesday.</w:t>
         <w:br/>
-        <w:t>''There's a very negative anti-incumbent feeling,'' says former Republican governor Tom Kean.</w:t>
+        <w:t>The change follows comments from thousands of customers at public hearings, in writing, and online, officials said.</w:t>
         <w:br/>
-        <w:t>Florio blames President Bush and fired an early salvo this week in what could become a theme in next year's presidential race.</w:t>
+        <w:t>"The modified proposal seeks to minimize the impact of fare changes and service reductions on the most vulnerable riders - low-income riders, students, seniors, and customers with disabilities," Weinstein said on Monday.</w:t>
         <w:br/>
-        <w:t>''If (people) think about it, they know that the Reagan-Bush economic policies of the last decade are the direct cause of the current national Republican recession,'' Florio said.</w:t>
+        <w:t xml:space="preserve">NJ Transit is the nation's largest statewide public transportation system, providing more than 895,000 weekday trips on 240 bus routes, three light rail lines, and 12 commuter rail lines. </w:t>
         <w:br/>
-        <w:t>And that is ''forcing governors and legislatures across this nation to cut needed services and increase state and local taxes,'' he said.</w:t>
+        <w:t>The budget-cutting measures are intended to help address a $300 million shortfall in NJ Transit's budget, officials said.</w:t>
         <w:br/>
-        <w:t>That's a message that may be heard elsewhere - 31 other states were forced to raise taxes this year because of similar fiscal woes.</w:t>
+        <w:t>The response to the changes was mixed on Monday.</w:t>
         <w:br/>
-        <w:t>''This is indeed a message we're going to hear more of in the coming months,'' says Democratic consultant Ann Lewis. ''The federal government in the last 10 years has walked away from local government and we are now watching the cost of it.''</w:t>
+        <w:t>The reduced bus-fare increase "is a small step in the right direction," said Assemblyman John S. Wisniewski (D., Middlesex), the deputy speaker and transportation committee chairman. "But this remains a tax increase by another name for mass-transit riders."</w:t>
         <w:br/>
-        <w:t>But in New Jersey, voters may be more likely to blame their governor than the president.</w:t>
+        <w:t>"I remain unconvinced that Gov. Christie has done enough to cut costs and patronage before passing on this massive fare hike to working-class New Jerseyans," Wisniewski said.</w:t>
         <w:br/>
-        <w:t>State Democrats now have a 43-37 edge in the Assembly and 23-17 in the Senate. All 120 seats are on the ballot. And Contillo is facing one of the toughest fights in the state.</w:t>
+        <w:t xml:space="preserve">Senate Majority Leader Barbara Buono (D., Middlesex) and East Brunswick Mayor David Stahl praised NJ Transit for its plan to preserve two bus routes that were to be eliminated. </w:t>
         <w:br/>
-        <w:t>''It's incredible to me that I'm in such a dogfight,'' says Contillo, whose district, 20 miles west of New York City, includes wealthy commuter suburbs and working-class towns. ''I have spent eight years doing everything right.''</w:t>
+        <w:t>The legislators said they had been inundated with correspondence from constituents alarmed that, of the three lines to be dropped in the entire state, all serve the East Brunswick area.</w:t>
         <w:br/>
-        <w:t>His GOP opponent, Louis Kosco, an auto dealer who also runs Bergen County's vehicle fleet, is linking Contillo with Florio and his tax hikes, including raising the sales tax from 6% to 7%. In exchange, many property tax bills were cut, but that seems lost on many voters.</w:t>
+        <w:t xml:space="preserve">"Had all three of these bus routes been eliminated, the effects would have been disastrous, both for commuters and our roadways," Buono said. </w:t>
         <w:br/>
-        <w:t>Kosco's campaign brochures picture Contillo and Florio smiling together and calls them ''good buddies'' who put ''the squeeze on our wallets.''</w:t>
+        <w:t xml:space="preserve">The fare hikes and service cuts are part of an effort by Gov. Christie to close a $2.2 billion gap in the state budget this fiscal year and as much as an $11 billion deficit in the fiscal year that begins July 1. </w:t>
         <w:br/>
-        <w:t>In a counterattack, Contillo's brochures accuse Kosco of ''lying again'' and say the Florio photo was taken when the governor was signing Contillo's political ethics bill. His ads boast: ''Contillo was the Democrat with the guts to vote against Florio's tax increase.''</w:t>
+        <w:t xml:space="preserve">Riders and transit advocates had blasted the changes, saying they would bring financial pain to those who can least afford it and that motorists had not been asked to pay higher tolls or fuel taxes. </w:t>
         <w:br/>
-        <w:t>But Kosco, a former assemblyman, says, ''People realize that Florio is only one person. He cannot raise taxes by himself. He cannot screw up the economy alone.''</w:t>
+        <w:t>"The proposed changes to the fare increases by NJ Transit are still outrageous," Jeff Tittel, director of the New Jersey Sierra Club, said on Monday.</w:t>
         <w:br/>
-        <w:t>Democratic analyst James McQueeny says: ''The Republicans have been extraordinarily successful in their anti-Florio attacks. But it has not translated across-the-board to the legislative candidates.''</w:t>
+        <w:t>Tittel suggested that more money should be raised through toll hikes and that the widening of highways should be delayed to cover transit costs.</w:t>
         <w:br/>
-        <w:t>GOP state chairman Bob Franks disagrees and says, ''Tuesday is the first opportunity New Jerseyans will have to assign a grade to Jim Florio's performance.''</w:t>
+        <w:t>"We need a long-term funding mechanism for transit in New Jersey," he said. "Otherwise these cuts to services and fare increases will keep happening, leading to the dismantling of one of the most successful transit programs in the U.S."</w:t>
         <w:br/>
-        <w:t>And as he hands out packages of spaghetti as he campaigns, Contillo tells people that he may be a Democrat, but he's no Jim Florio clone.</w:t>
-        <w:br/>
-        <w:t>''The big problem is Jim Florio,'' he says, as he urges voters: ''Take care of me.''</w:t>
-        <w:br/>
-        <w:br/>
-        <w:t>Notes</w:t>
-        <w:br/>
-        <w:br/>
-        <w:t>POLITICS '91; UPHILL RACE FOR INCUMBENTS; Tuesday's state and local elections - a warm-up for national campaigns in 1992 - are putting incumbents on the defensive. From San Francisco to New Jersey, voters may express their frustrations.</w:t>
-        <w:br/>
-        <w:br/>
-        <w:t>Graphic</w:t>
-        <w:br/>
-        <w:br/>
-        <w:t xml:space="preserve"> </w:t>
-        <w:br/>
-        <w:t>PHOTOS; b/w, Bill Clare (2)</w:t>
-        <w:br/>
-        <w:t xml:space="preserve"> </w:t>
-        <w:br/>
-        <w:t>CUTLINE: KOSCO: Says opponent Paul Contillo and Gov. Jim Florio, who has raised taxes, are 'good buddies' who put 'the squeeze on our wallets.' CUTLINE: CONTILLO: 'I have spent eight years doing everything right.'</w:t>
+        <w:t>Contact staff writer Edward Colimore at 856-779-3833 or ecolimore@phillynews.com.</w:t>
       </w:r>
     </w:p>
     <w:sectPr>
